--- a/0-all/1-2025-2026/2-second-semester/6-G-6/14-week-14/4-worksheet/Computer Worksheet G6 W14.docx
+++ b/0-all/1-2025-2026/2-second-semester/6-G-6/14-week-14/4-worksheet/Computer Worksheet G6 W14.docx
@@ -426,29 +426,7 @@
           <w:sz w:val="36"/>
           <w:szCs w:val="36"/>
         </w:rPr>
-        <w:t xml:space="preserve">heet No. </w:t>
-      </w:r>
-      <w:proofErr w:type="gramStart"/>
-      <w:r>
-        <w:rPr>
-          <w:rFonts w:ascii="Lucida Bright" w:hAnsi="Lucida Bright"/>
-          <w:b/>
-          <w:bCs/>
-          <w:sz w:val="36"/>
-          <w:szCs w:val="36"/>
-        </w:rPr>
-        <w:t xml:space="preserve">(  </w:t>
-      </w:r>
-      <w:proofErr w:type="gramEnd"/>
-      <w:r>
-        <w:rPr>
-          <w:rFonts w:ascii="Lucida Bright" w:hAnsi="Lucida Bright"/>
-          <w:b/>
-          <w:bCs/>
-          <w:sz w:val="36"/>
-          <w:szCs w:val="36"/>
-        </w:rPr>
-        <w:t xml:space="preserve">  </w:t>
+        <w:t xml:space="preserve">heet No. (    </w:t>
       </w:r>
       <w:r>
         <w:rPr>
@@ -478,20 +456,8 @@
           <w:sz w:val="36"/>
           <w:szCs w:val="36"/>
         </w:rPr>
-        <w:t xml:space="preserve"> </w:t>
+        <w:t xml:space="preserve">   )</w:t>
       </w:r>
-      <w:proofErr w:type="gramStart"/>
-      <w:r>
-        <w:rPr>
-          <w:rFonts w:ascii="Lucida Bright" w:hAnsi="Lucida Bright"/>
-          <w:b/>
-          <w:bCs/>
-          <w:sz w:val="36"/>
-          <w:szCs w:val="36"/>
-        </w:rPr>
-        <w:t xml:space="preserve">  )</w:t>
-      </w:r>
-      <w:proofErr w:type="gramEnd"/>
     </w:p>
     <w:p>
       <w:pPr>
@@ -536,7 +502,6 @@
         </w:rPr>
         <w:t xml:space="preserve"> </w:t>
       </w:r>
-      <w:proofErr w:type="gramStart"/>
       <w:r>
         <w:rPr>
           <w:rFonts w:ascii="Lucida Bright" w:hAnsi="Lucida Bright"/>
@@ -545,18 +510,7 @@
           <w:sz w:val="36"/>
           <w:szCs w:val="36"/>
         </w:rPr>
-        <w:t>write</w:t>
-      </w:r>
-      <w:proofErr w:type="gramEnd"/>
-      <w:r>
-        <w:rPr>
-          <w:rFonts w:ascii="Lucida Bright" w:hAnsi="Lucida Bright"/>
-          <w:b/>
-          <w:bCs/>
-          <w:sz w:val="36"/>
-          <w:szCs w:val="36"/>
-        </w:rPr>
-        <w:t xml:space="preserve"> the correct name of each part</w:t>
+        <w:t>write the correct name of each part</w:t>
       </w:r>
       <w:r>
         <w:rPr>
@@ -700,7 +654,235 @@
         <mc:AlternateContent>
           <mc:Choice Requires="wps">
             <w:drawing>
-              <wp:anchor distT="45720" distB="45720" distL="114300" distR="114300" simplePos="0" relativeHeight="251650048" behindDoc="0" locked="0" layoutInCell="1" allowOverlap="1" wp14:anchorId="20D99B0E" wp14:editId="6753EFE1">
+              <wp:anchor distT="0" distB="0" distL="114300" distR="114300" simplePos="0" relativeHeight="251659264" behindDoc="0" locked="0" layoutInCell="1" allowOverlap="1" wp14:anchorId="6C872005" wp14:editId="536BCAAB">
+                <wp:simplePos x="0" y="0"/>
+                <wp:positionH relativeFrom="column">
+                  <wp:posOffset>5110133</wp:posOffset>
+                </wp:positionH>
+                <wp:positionV relativeFrom="paragraph">
+                  <wp:posOffset>2433436</wp:posOffset>
+                </wp:positionV>
+                <wp:extent cx="1530927" cy="422564"/>
+                <wp:effectExtent l="95250" t="57150" r="88900" b="111125"/>
+                <wp:wrapNone/>
+                <wp:docPr id="458723390" name="Rectangle: Rounded Corners 2"/>
+                <wp:cNvGraphicFramePr/>
+                <a:graphic xmlns:a="http://schemas.openxmlformats.org/drawingml/2006/main">
+                  <a:graphicData uri="http://schemas.microsoft.com/office/word/2010/wordprocessingShape">
+                    <wps:wsp>
+                      <wps:cNvSpPr/>
+                      <wps:spPr>
+                        <a:xfrm>
+                          <a:off x="0" y="0"/>
+                          <a:ext cx="1530927" cy="422564"/>
+                        </a:xfrm>
+                        <a:prstGeom prst="roundRect">
+                          <a:avLst/>
+                        </a:prstGeom>
+                      </wps:spPr>
+                      <wps:style>
+                        <a:lnRef idx="0">
+                          <a:schemeClr val="accent5"/>
+                        </a:lnRef>
+                        <a:fillRef idx="3">
+                          <a:schemeClr val="accent5"/>
+                        </a:fillRef>
+                        <a:effectRef idx="3">
+                          <a:schemeClr val="accent5"/>
+                        </a:effectRef>
+                        <a:fontRef idx="minor">
+                          <a:schemeClr val="lt1"/>
+                        </a:fontRef>
+                      </wps:style>
+                      <wps:txbx>
+                        <w:txbxContent>
+                          <w:p>
+                            <w:pPr>
+                              <w:jc w:val="center"/>
+                              <w:rPr>
+                                <w:b/>
+                                <w:bCs/>
+                              </w:rPr>
+                            </w:pPr>
+                            <w:r>
+                              <w:rPr>
+                                <w:b/>
+                                <w:bCs/>
+                              </w:rPr>
+                              <w:t>…………………..</w:t>
+                            </w:r>
+                          </w:p>
+                        </w:txbxContent>
+                      </wps:txbx>
+                      <wps:bodyPr rot="0" spcFirstLastPara="0" vertOverflow="overflow" horzOverflow="overflow" vert="horz" wrap="square" lIns="91440" tIns="45720" rIns="91440" bIns="45720" numCol="1" spcCol="0" rtlCol="1" fromWordArt="0" anchor="ctr" anchorCtr="0" forceAA="0" compatLnSpc="1">
+                        <a:prstTxWarp prst="textNoShape">
+                          <a:avLst/>
+                        </a:prstTxWarp>
+                        <a:noAutofit/>
+                      </wps:bodyPr>
+                    </wps:wsp>
+                  </a:graphicData>
+                </a:graphic>
+              </wp:anchor>
+            </w:drawing>
+          </mc:Choice>
+          <mc:Fallback>
+            <w:pict>
+              <v:roundrect w14:anchorId="6C872005" id="Rectangle: Rounded Corners 2" o:spid="_x0000_s1026" style="position:absolute;margin-left:402.35pt;margin-top:191.6pt;width:120.55pt;height:33.25pt;z-index:251659264;visibility:visible;mso-wrap-style:square;mso-wrap-distance-left:9pt;mso-wrap-distance-top:0;mso-wrap-distance-right:9pt;mso-wrap-distance-bottom:0;mso-position-horizontal:absolute;mso-position-horizontal-relative:text;mso-position-vertical:absolute;mso-position-vertical-relative:text;v-text-anchor:middle" arcsize="10923f" o:gfxdata="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" fillcolor="#215a69 [1640]" stroked="f">
+                <v:fill color2="#3da5c1 [3016]" rotate="t" angle="180" colors="0 #2787a0;52429f #36b1d2;1 #34b3d6" focus="100%" type="gradient">
+                  <o:fill v:ext="view" type="gradientUnscaled"/>
+                </v:fill>
+                <v:shadow on="t" color="black" opacity="22937f" origin=",.5" offset="0,.63889mm"/>
+                <v:textbox>
+                  <w:txbxContent>
+                    <w:p>
+                      <w:pPr>
+                        <w:jc w:val="center"/>
+                        <w:rPr>
+                          <w:b/>
+                          <w:bCs/>
+                        </w:rPr>
+                      </w:pPr>
+                      <w:r>
+                        <w:rPr>
+                          <w:b/>
+                          <w:bCs/>
+                        </w:rPr>
+                        <w:t>…………………..</w:t>
+                      </w:r>
+                    </w:p>
+                  </w:txbxContent>
+                </v:textbox>
+              </v:roundrect>
+            </w:pict>
+          </mc:Fallback>
+        </mc:AlternateContent>
+      </w:r>
+      <w:r>
+        <w:rPr>
+          <w:rFonts w:ascii="Lucida Bright" w:hAnsi="Lucida Bright"/>
+          <w:noProof/>
+          <w:sz w:val="36"/>
+          <w:szCs w:val="36"/>
+        </w:rPr>
+        <mc:AlternateContent>
+          <mc:Choice Requires="wps">
+            <w:drawing>
+              <wp:anchor distT="0" distB="0" distL="114300" distR="114300" simplePos="0" relativeHeight="251657216" behindDoc="0" locked="0" layoutInCell="1" allowOverlap="1" wp14:anchorId="4302D9EF" wp14:editId="07431780">
+                <wp:simplePos x="0" y="0"/>
+                <wp:positionH relativeFrom="column">
+                  <wp:posOffset>4308764</wp:posOffset>
+                </wp:positionH>
+                <wp:positionV relativeFrom="paragraph">
+                  <wp:posOffset>616816</wp:posOffset>
+                </wp:positionV>
+                <wp:extent cx="1530927" cy="422564"/>
+                <wp:effectExtent l="95250" t="57150" r="88900" b="111125"/>
+                <wp:wrapNone/>
+                <wp:docPr id="1356080846" name="Rectangle: Rounded Corners 2"/>
+                <wp:cNvGraphicFramePr/>
+                <a:graphic xmlns:a="http://schemas.openxmlformats.org/drawingml/2006/main">
+                  <a:graphicData uri="http://schemas.microsoft.com/office/word/2010/wordprocessingShape">
+                    <wps:wsp>
+                      <wps:cNvSpPr/>
+                      <wps:spPr>
+                        <a:xfrm>
+                          <a:off x="0" y="0"/>
+                          <a:ext cx="1530927" cy="422564"/>
+                        </a:xfrm>
+                        <a:prstGeom prst="roundRect">
+                          <a:avLst/>
+                        </a:prstGeom>
+                      </wps:spPr>
+                      <wps:style>
+                        <a:lnRef idx="0">
+                          <a:schemeClr val="accent5"/>
+                        </a:lnRef>
+                        <a:fillRef idx="3">
+                          <a:schemeClr val="accent5"/>
+                        </a:fillRef>
+                        <a:effectRef idx="3">
+                          <a:schemeClr val="accent5"/>
+                        </a:effectRef>
+                        <a:fontRef idx="minor">
+                          <a:schemeClr val="lt1"/>
+                        </a:fontRef>
+                      </wps:style>
+                      <wps:txbx>
+                        <w:txbxContent>
+                          <w:p>
+                            <w:pPr>
+                              <w:jc w:val="center"/>
+                              <w:rPr>
+                                <w:b/>
+                                <w:bCs/>
+                              </w:rPr>
+                            </w:pPr>
+                            <w:r>
+                              <w:rPr>
+                                <w:b/>
+                                <w:bCs/>
+                              </w:rPr>
+                              <w:t>…………………..</w:t>
+                            </w:r>
+                          </w:p>
+                        </w:txbxContent>
+                      </wps:txbx>
+                      <wps:bodyPr rot="0" spcFirstLastPara="0" vertOverflow="overflow" horzOverflow="overflow" vert="horz" wrap="square" lIns="91440" tIns="45720" rIns="91440" bIns="45720" numCol="1" spcCol="0" rtlCol="1" fromWordArt="0" anchor="ctr" anchorCtr="0" forceAA="0" compatLnSpc="1">
+                        <a:prstTxWarp prst="textNoShape">
+                          <a:avLst/>
+                        </a:prstTxWarp>
+                        <a:noAutofit/>
+                      </wps:bodyPr>
+                    </wps:wsp>
+                  </a:graphicData>
+                </a:graphic>
+              </wp:anchor>
+            </w:drawing>
+          </mc:Choice>
+          <mc:Fallback>
+            <w:pict>
+              <v:roundrect w14:anchorId="4302D9EF" id="_x0000_s1027" style="position:absolute;margin-left:339.25pt;margin-top:48.55pt;width:120.55pt;height:33.25pt;z-index:251657216;visibility:visible;mso-wrap-style:square;mso-wrap-distance-left:9pt;mso-wrap-distance-top:0;mso-wrap-distance-right:9pt;mso-wrap-distance-bottom:0;mso-position-horizontal:absolute;mso-position-horizontal-relative:text;mso-position-vertical:absolute;mso-position-vertical-relative:text;v-text-anchor:middle" arcsize="10923f" o:gfxdata="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" fillcolor="#215a69 [1640]" stroked="f">
+                <v:fill color2="#3da5c1 [3016]" rotate="t" angle="180" colors="0 #2787a0;52429f #36b1d2;1 #34b3d6" focus="100%" type="gradient">
+                  <o:fill v:ext="view" type="gradientUnscaled"/>
+                </v:fill>
+                <v:shadow on="t" color="black" opacity="22937f" origin=",.5" offset="0,.63889mm"/>
+                <v:textbox>
+                  <w:txbxContent>
+                    <w:p>
+                      <w:pPr>
+                        <w:jc w:val="center"/>
+                        <w:rPr>
+                          <w:b/>
+                          <w:bCs/>
+                        </w:rPr>
+                      </w:pPr>
+                      <w:r>
+                        <w:rPr>
+                          <w:b/>
+                          <w:bCs/>
+                        </w:rPr>
+                        <w:t>…………………..</w:t>
+                      </w:r>
+                    </w:p>
+                  </w:txbxContent>
+                </v:textbox>
+              </v:roundrect>
+            </w:pict>
+          </mc:Fallback>
+        </mc:AlternateContent>
+      </w:r>
+      <w:r>
+        <w:rPr>
+          <w:rFonts w:ascii="Lucida Bright" w:hAnsi="Lucida Bright"/>
+          <w:noProof/>
+          <w:sz w:val="36"/>
+          <w:szCs w:val="36"/>
+        </w:rPr>
+        <mc:AlternateContent>
+          <mc:Choice Requires="wps">
+            <w:drawing>
+              <wp:anchor distT="45720" distB="45720" distL="114300" distR="114300" simplePos="0" relativeHeight="251656192" behindDoc="0" locked="0" layoutInCell="1" allowOverlap="1" wp14:anchorId="20D99B0E" wp14:editId="6753EFE1">
                 <wp:simplePos x="0" y="0"/>
                 <wp:positionH relativeFrom="column">
                   <wp:posOffset>1930400</wp:posOffset>
@@ -789,7 +971,7 @@
                 <v:stroke joinstyle="miter"/>
                 <v:path gradientshapeok="t" o:connecttype="rect"/>
               </v:shapetype>
-              <v:shape id="Text Box 2" o:spid="_x0000_s1026" type="#_x0000_t202" style="position:absolute;margin-left:152pt;margin-top:382pt;width:185.9pt;height:110.6pt;z-index:251650048;visibility:visible;mso-wrap-style:square;mso-width-percent:400;mso-height-percent:200;mso-wrap-distance-left:9pt;mso-wrap-distance-top:3.6pt;mso-wrap-distance-right:9pt;mso-wrap-distance-bottom:3.6pt;mso-position-horizontal:absolute;mso-position-horizontal-relative:text;mso-position-vertical:absolute;mso-position-vertical-relative:text;mso-width-percent:400;mso-height-percent:200;mso-width-relative:margin;mso-height-relative:margin;v-text-anchor:top" o:gfxdata="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">
+              <v:shape id="Text Box 2" o:spid="_x0000_s1028" type="#_x0000_t202" style="position:absolute;margin-left:152pt;margin-top:382pt;width:185.9pt;height:110.6pt;z-index:251656192;visibility:visible;mso-wrap-style:square;mso-width-percent:400;mso-height-percent:200;mso-wrap-distance-left:9pt;mso-wrap-distance-top:3.6pt;mso-wrap-distance-right:9pt;mso-wrap-distance-bottom:3.6pt;mso-position-horizontal:absolute;mso-position-horizontal-relative:text;mso-position-vertical:absolute;mso-position-vertical-relative:text;mso-width-percent:400;mso-height-percent:200;mso-width-relative:margin;mso-height-relative:margin;v-text-anchor:top" o:gfxdata="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">
                 <v:textbox style="mso-fit-shape-to-text:t">
                   <w:txbxContent>
                     <w:p>
